--- a/public/downloads/ausbildungsrahmenplan-umsetzungstabelle.docx
+++ b/public/downloads/ausbildungsrahmenplan-umsetzungstabelle.docx
@@ -34,7 +34,7 @@
           <w:sz w:val="19"/>
           <w:szCs w:val="19"/>
         </w:rPr>
-        <w:t xml:space="preserve">So nutzen Sie die Tabelle: Pro Beruf einmal anlegen, danach pro Azubi kopieren. Abschnitt A ist vorausgefüllt. In Abschnitt B den Wortlaut des Rahmenplans unverändert übernehmen. Graue Felder ausfüllen; weitere Zeilen fügen Sie in Word mit Rechtsklick &gt; Einfügen &gt; Zeilen unterhalb ein.</w:t>
+        <w:t xml:space="preserve">So nutzen Sie die Tabelle: Pro Beruf einmal anlegen, danach pro Azubi kopieren. Abschnitt A ist für ab 01.08.2021 neu geordnete Berufe vorausgefüllt; bei älteren Ausbildungsordnungen die dort genannten Positionen eintragen. In Abschnitt B den Wortlaut des Rahmenplans unverändert übernehmen. Graue Felder ausfüllen; weitere Zeilen fügen Sie in Word mit Rechtsklick &gt; Einfügen &gt; Zeilen unterhalb ein.</w:t>
       </w:r>
     </w:p>
     <w:tbl>
@@ -330,7 +330,7 @@
         <w:pStyle w:val="Heading2"/>
       </w:pPr>
       <w:r>
-        <w:t xml:space="preserve">A. Standardberufsbildpositionen (verbindlich seit 01.08.2021)</w:t>
+        <w:t xml:space="preserve">A. Standardberufsbildpositionen (für ab 01.08.2021 neu geordnete Berufe)</w:t>
       </w:r>
     </w:p>
     <w:tbl>
@@ -919,8 +919,8 @@
       </w:tblPr>
       <w:tblGrid>
         <w:gridCol w:w="900"/>
-        <w:gridCol w:w="3738"/>
-        <w:gridCol w:w="1300"/>
+        <w:gridCol w:w="3538"/>
+        <w:gridCol w:w="1500"/>
         <w:gridCol w:w="2300"/>
         <w:gridCol w:w="1400"/>
       </w:tblGrid>
@@ -958,7 +958,7 @@
         </w:tc>
         <w:tc>
           <w:tcPr>
-            <w:tcW w:type="dxa" w:w="3738"/>
+            <w:tcW w:type="dxa" w:w="3538"/>
             <w:tcBorders>
               <w:top w:val="single" w:color="C9CFCD" w:sz="4"/>
               <w:left w:val="single" w:color="C9CFCD" w:sz="4"/>
@@ -986,7 +986,7 @@
         </w:tc>
         <w:tc>
           <w:tcPr>
-            <w:tcW w:type="dxa" w:w="1300"/>
+            <w:tcW w:type="dxa" w:w="1500"/>
             <w:tcBorders>
               <w:top w:val="single" w:color="C9CFCD" w:sz="4"/>
               <w:left w:val="single" w:color="C9CFCD" w:sz="4"/>
@@ -1101,7 +1101,7 @@
         </w:tc>
         <w:tc>
           <w:tcPr>
-            <w:tcW w:type="dxa" w:w="3738"/>
+            <w:tcW w:type="dxa" w:w="3538"/>
             <w:tcBorders>
               <w:top w:val="single" w:color="C9CFCD" w:sz="4"/>
               <w:left w:val="single" w:color="C9CFCD" w:sz="4"/>
@@ -1127,7 +1127,7 @@
         </w:tc>
         <w:tc>
           <w:tcPr>
-            <w:tcW w:type="dxa" w:w="1300"/>
+            <w:tcW w:type="dxa" w:w="1500"/>
             <w:tcBorders>
               <w:top w:val="single" w:color="C9CFCD" w:sz="4"/>
               <w:left w:val="single" w:color="C9CFCD" w:sz="4"/>
@@ -1236,7 +1236,7 @@
         </w:tc>
         <w:tc>
           <w:tcPr>
-            <w:tcW w:type="dxa" w:w="3738"/>
+            <w:tcW w:type="dxa" w:w="3538"/>
             <w:tcBorders>
               <w:top w:val="single" w:color="C9CFCD" w:sz="4"/>
               <w:left w:val="single" w:color="C9CFCD" w:sz="4"/>
@@ -1262,7 +1262,7 @@
         </w:tc>
         <w:tc>
           <w:tcPr>
-            <w:tcW w:type="dxa" w:w="1300"/>
+            <w:tcW w:type="dxa" w:w="1500"/>
             <w:tcBorders>
               <w:top w:val="single" w:color="C9CFCD" w:sz="4"/>
               <w:left w:val="single" w:color="C9CFCD" w:sz="4"/>
@@ -1371,7 +1371,7 @@
         </w:tc>
         <w:tc>
           <w:tcPr>
-            <w:tcW w:type="dxa" w:w="3738"/>
+            <w:tcW w:type="dxa" w:w="3538"/>
             <w:tcBorders>
               <w:top w:val="single" w:color="C9CFCD" w:sz="4"/>
               <w:left w:val="single" w:color="C9CFCD" w:sz="4"/>
@@ -1397,7 +1397,7 @@
         </w:tc>
         <w:tc>
           <w:tcPr>
-            <w:tcW w:type="dxa" w:w="1300"/>
+            <w:tcW w:type="dxa" w:w="1500"/>
             <w:tcBorders>
               <w:top w:val="single" w:color="C9CFCD" w:sz="4"/>
               <w:left w:val="single" w:color="C9CFCD" w:sz="4"/>
@@ -1503,30 +1503,30 @@
         </w:tc>
         <w:tc>
           <w:tcPr>
-            <w:tcW w:type="dxa" w:w="3738"/>
-            <w:tcBorders>
-              <w:top w:val="single" w:color="C9CFCD" w:sz="4"/>
-              <w:left w:val="single" w:color="C9CFCD" w:sz="4"/>
-              <w:bottom w:val="single" w:color="C9CFCD" w:sz="4"/>
-              <w:right w:val="single" w:color="C9CFCD" w:sz="4"/>
-            </w:tcBorders>
-            <w:shd w:fill="F2F5F4" w:color="auto" w:val="clear"/>
-            <w:tcMar>
-              <w:top w:type="dxa" w:w="80"/>
-              <w:left w:type="dxa" w:w="120"/>
-              <w:bottom w:type="dxa" w:w="80"/>
-              <w:right w:type="dxa" w:w="120"/>
-            </w:tcMar>
-          </w:tcPr>
-          <w:p>
-            <w:r>
-              <w:t xml:space="preserve"/>
-            </w:r>
-          </w:p>
-        </w:tc>
-        <w:tc>
-          <w:tcPr>
-            <w:tcW w:type="dxa" w:w="1300"/>
+            <w:tcW w:type="dxa" w:w="3538"/>
+            <w:tcBorders>
+              <w:top w:val="single" w:color="C9CFCD" w:sz="4"/>
+              <w:left w:val="single" w:color="C9CFCD" w:sz="4"/>
+              <w:bottom w:val="single" w:color="C9CFCD" w:sz="4"/>
+              <w:right w:val="single" w:color="C9CFCD" w:sz="4"/>
+            </w:tcBorders>
+            <w:shd w:fill="F2F5F4" w:color="auto" w:val="clear"/>
+            <w:tcMar>
+              <w:top w:type="dxa" w:w="80"/>
+              <w:left w:type="dxa" w:w="120"/>
+              <w:bottom w:type="dxa" w:w="80"/>
+              <w:right w:type="dxa" w:w="120"/>
+            </w:tcMar>
+          </w:tcPr>
+          <w:p>
+            <w:r>
+              <w:t xml:space="preserve"/>
+            </w:r>
+          </w:p>
+        </w:tc>
+        <w:tc>
+          <w:tcPr>
+            <w:tcW w:type="dxa" w:w="1500"/>
             <w:tcBorders>
               <w:top w:val="single" w:color="C9CFCD" w:sz="4"/>
               <w:left w:val="single" w:color="C9CFCD" w:sz="4"/>
@@ -1623,30 +1623,30 @@
         </w:tc>
         <w:tc>
           <w:tcPr>
-            <w:tcW w:type="dxa" w:w="3738"/>
-            <w:tcBorders>
-              <w:top w:val="single" w:color="C9CFCD" w:sz="4"/>
-              <w:left w:val="single" w:color="C9CFCD" w:sz="4"/>
-              <w:bottom w:val="single" w:color="C9CFCD" w:sz="4"/>
-              <w:right w:val="single" w:color="C9CFCD" w:sz="4"/>
-            </w:tcBorders>
-            <w:shd w:fill="F2F5F4" w:color="auto" w:val="clear"/>
-            <w:tcMar>
-              <w:top w:type="dxa" w:w="80"/>
-              <w:left w:type="dxa" w:w="120"/>
-              <w:bottom w:type="dxa" w:w="80"/>
-              <w:right w:type="dxa" w:w="120"/>
-            </w:tcMar>
-          </w:tcPr>
-          <w:p>
-            <w:r>
-              <w:t xml:space="preserve"/>
-            </w:r>
-          </w:p>
-        </w:tc>
-        <w:tc>
-          <w:tcPr>
-            <w:tcW w:type="dxa" w:w="1300"/>
+            <w:tcW w:type="dxa" w:w="3538"/>
+            <w:tcBorders>
+              <w:top w:val="single" w:color="C9CFCD" w:sz="4"/>
+              <w:left w:val="single" w:color="C9CFCD" w:sz="4"/>
+              <w:bottom w:val="single" w:color="C9CFCD" w:sz="4"/>
+              <w:right w:val="single" w:color="C9CFCD" w:sz="4"/>
+            </w:tcBorders>
+            <w:shd w:fill="F2F5F4" w:color="auto" w:val="clear"/>
+            <w:tcMar>
+              <w:top w:type="dxa" w:w="80"/>
+              <w:left w:type="dxa" w:w="120"/>
+              <w:bottom w:type="dxa" w:w="80"/>
+              <w:right w:type="dxa" w:w="120"/>
+            </w:tcMar>
+          </w:tcPr>
+          <w:p>
+            <w:r>
+              <w:t xml:space="preserve"/>
+            </w:r>
+          </w:p>
+        </w:tc>
+        <w:tc>
+          <w:tcPr>
+            <w:tcW w:type="dxa" w:w="1500"/>
             <w:tcBorders>
               <w:top w:val="single" w:color="C9CFCD" w:sz="4"/>
               <w:left w:val="single" w:color="C9CFCD" w:sz="4"/>
@@ -1743,30 +1743,30 @@
         </w:tc>
         <w:tc>
           <w:tcPr>
-            <w:tcW w:type="dxa" w:w="3738"/>
-            <w:tcBorders>
-              <w:top w:val="single" w:color="C9CFCD" w:sz="4"/>
-              <w:left w:val="single" w:color="C9CFCD" w:sz="4"/>
-              <w:bottom w:val="single" w:color="C9CFCD" w:sz="4"/>
-              <w:right w:val="single" w:color="C9CFCD" w:sz="4"/>
-            </w:tcBorders>
-            <w:shd w:fill="F2F5F4" w:color="auto" w:val="clear"/>
-            <w:tcMar>
-              <w:top w:type="dxa" w:w="80"/>
-              <w:left w:type="dxa" w:w="120"/>
-              <w:bottom w:type="dxa" w:w="80"/>
-              <w:right w:type="dxa" w:w="120"/>
-            </w:tcMar>
-          </w:tcPr>
-          <w:p>
-            <w:r>
-              <w:t xml:space="preserve"/>
-            </w:r>
-          </w:p>
-        </w:tc>
-        <w:tc>
-          <w:tcPr>
-            <w:tcW w:type="dxa" w:w="1300"/>
+            <w:tcW w:type="dxa" w:w="3538"/>
+            <w:tcBorders>
+              <w:top w:val="single" w:color="C9CFCD" w:sz="4"/>
+              <w:left w:val="single" w:color="C9CFCD" w:sz="4"/>
+              <w:bottom w:val="single" w:color="C9CFCD" w:sz="4"/>
+              <w:right w:val="single" w:color="C9CFCD" w:sz="4"/>
+            </w:tcBorders>
+            <w:shd w:fill="F2F5F4" w:color="auto" w:val="clear"/>
+            <w:tcMar>
+              <w:top w:type="dxa" w:w="80"/>
+              <w:left w:type="dxa" w:w="120"/>
+              <w:bottom w:type="dxa" w:w="80"/>
+              <w:right w:type="dxa" w:w="120"/>
+            </w:tcMar>
+          </w:tcPr>
+          <w:p>
+            <w:r>
+              <w:t xml:space="preserve"/>
+            </w:r>
+          </w:p>
+        </w:tc>
+        <w:tc>
+          <w:tcPr>
+            <w:tcW w:type="dxa" w:w="1500"/>
             <w:tcBorders>
               <w:top w:val="single" w:color="C9CFCD" w:sz="4"/>
               <w:left w:val="single" w:color="C9CFCD" w:sz="4"/>
@@ -1863,30 +1863,30 @@
         </w:tc>
         <w:tc>
           <w:tcPr>
-            <w:tcW w:type="dxa" w:w="3738"/>
-            <w:tcBorders>
-              <w:top w:val="single" w:color="C9CFCD" w:sz="4"/>
-              <w:left w:val="single" w:color="C9CFCD" w:sz="4"/>
-              <w:bottom w:val="single" w:color="C9CFCD" w:sz="4"/>
-              <w:right w:val="single" w:color="C9CFCD" w:sz="4"/>
-            </w:tcBorders>
-            <w:shd w:fill="F2F5F4" w:color="auto" w:val="clear"/>
-            <w:tcMar>
-              <w:top w:type="dxa" w:w="80"/>
-              <w:left w:type="dxa" w:w="120"/>
-              <w:bottom w:type="dxa" w:w="80"/>
-              <w:right w:type="dxa" w:w="120"/>
-            </w:tcMar>
-          </w:tcPr>
-          <w:p>
-            <w:r>
-              <w:t xml:space="preserve"/>
-            </w:r>
-          </w:p>
-        </w:tc>
-        <w:tc>
-          <w:tcPr>
-            <w:tcW w:type="dxa" w:w="1300"/>
+            <w:tcW w:type="dxa" w:w="3538"/>
+            <w:tcBorders>
+              <w:top w:val="single" w:color="C9CFCD" w:sz="4"/>
+              <w:left w:val="single" w:color="C9CFCD" w:sz="4"/>
+              <w:bottom w:val="single" w:color="C9CFCD" w:sz="4"/>
+              <w:right w:val="single" w:color="C9CFCD" w:sz="4"/>
+            </w:tcBorders>
+            <w:shd w:fill="F2F5F4" w:color="auto" w:val="clear"/>
+            <w:tcMar>
+              <w:top w:type="dxa" w:w="80"/>
+              <w:left w:type="dxa" w:w="120"/>
+              <w:bottom w:type="dxa" w:w="80"/>
+              <w:right w:type="dxa" w:w="120"/>
+            </w:tcMar>
+          </w:tcPr>
+          <w:p>
+            <w:r>
+              <w:t xml:space="preserve"/>
+            </w:r>
+          </w:p>
+        </w:tc>
+        <w:tc>
+          <w:tcPr>
+            <w:tcW w:type="dxa" w:w="1500"/>
             <w:tcBorders>
               <w:top w:val="single" w:color="C9CFCD" w:sz="4"/>
               <w:left w:val="single" w:color="C9CFCD" w:sz="4"/>
@@ -1983,30 +1983,30 @@
         </w:tc>
         <w:tc>
           <w:tcPr>
-            <w:tcW w:type="dxa" w:w="3738"/>
-            <w:tcBorders>
-              <w:top w:val="single" w:color="C9CFCD" w:sz="4"/>
-              <w:left w:val="single" w:color="C9CFCD" w:sz="4"/>
-              <w:bottom w:val="single" w:color="C9CFCD" w:sz="4"/>
-              <w:right w:val="single" w:color="C9CFCD" w:sz="4"/>
-            </w:tcBorders>
-            <w:shd w:fill="F2F5F4" w:color="auto" w:val="clear"/>
-            <w:tcMar>
-              <w:top w:type="dxa" w:w="80"/>
-              <w:left w:type="dxa" w:w="120"/>
-              <w:bottom w:type="dxa" w:w="80"/>
-              <w:right w:type="dxa" w:w="120"/>
-            </w:tcMar>
-          </w:tcPr>
-          <w:p>
-            <w:r>
-              <w:t xml:space="preserve"/>
-            </w:r>
-          </w:p>
-        </w:tc>
-        <w:tc>
-          <w:tcPr>
-            <w:tcW w:type="dxa" w:w="1300"/>
+            <w:tcW w:type="dxa" w:w="3538"/>
+            <w:tcBorders>
+              <w:top w:val="single" w:color="C9CFCD" w:sz="4"/>
+              <w:left w:val="single" w:color="C9CFCD" w:sz="4"/>
+              <w:bottom w:val="single" w:color="C9CFCD" w:sz="4"/>
+              <w:right w:val="single" w:color="C9CFCD" w:sz="4"/>
+            </w:tcBorders>
+            <w:shd w:fill="F2F5F4" w:color="auto" w:val="clear"/>
+            <w:tcMar>
+              <w:top w:type="dxa" w:w="80"/>
+              <w:left w:type="dxa" w:w="120"/>
+              <w:bottom w:type="dxa" w:w="80"/>
+              <w:right w:type="dxa" w:w="120"/>
+            </w:tcMar>
+          </w:tcPr>
+          <w:p>
+            <w:r>
+              <w:t xml:space="preserve"/>
+            </w:r>
+          </w:p>
+        </w:tc>
+        <w:tc>
+          <w:tcPr>
+            <w:tcW w:type="dxa" w:w="1500"/>
             <w:tcBorders>
               <w:top w:val="single" w:color="C9CFCD" w:sz="4"/>
               <w:left w:val="single" w:color="C9CFCD" w:sz="4"/>
@@ -2103,30 +2103,30 @@
         </w:tc>
         <w:tc>
           <w:tcPr>
-            <w:tcW w:type="dxa" w:w="3738"/>
-            <w:tcBorders>
-              <w:top w:val="single" w:color="C9CFCD" w:sz="4"/>
-              <w:left w:val="single" w:color="C9CFCD" w:sz="4"/>
-              <w:bottom w:val="single" w:color="C9CFCD" w:sz="4"/>
-              <w:right w:val="single" w:color="C9CFCD" w:sz="4"/>
-            </w:tcBorders>
-            <w:shd w:fill="F2F5F4" w:color="auto" w:val="clear"/>
-            <w:tcMar>
-              <w:top w:type="dxa" w:w="80"/>
-              <w:left w:type="dxa" w:w="120"/>
-              <w:bottom w:type="dxa" w:w="80"/>
-              <w:right w:type="dxa" w:w="120"/>
-            </w:tcMar>
-          </w:tcPr>
-          <w:p>
-            <w:r>
-              <w:t xml:space="preserve"/>
-            </w:r>
-          </w:p>
-        </w:tc>
-        <w:tc>
-          <w:tcPr>
-            <w:tcW w:type="dxa" w:w="1300"/>
+            <w:tcW w:type="dxa" w:w="3538"/>
+            <w:tcBorders>
+              <w:top w:val="single" w:color="C9CFCD" w:sz="4"/>
+              <w:left w:val="single" w:color="C9CFCD" w:sz="4"/>
+              <w:bottom w:val="single" w:color="C9CFCD" w:sz="4"/>
+              <w:right w:val="single" w:color="C9CFCD" w:sz="4"/>
+            </w:tcBorders>
+            <w:shd w:fill="F2F5F4" w:color="auto" w:val="clear"/>
+            <w:tcMar>
+              <w:top w:type="dxa" w:w="80"/>
+              <w:left w:type="dxa" w:w="120"/>
+              <w:bottom w:type="dxa" w:w="80"/>
+              <w:right w:type="dxa" w:w="120"/>
+            </w:tcMar>
+          </w:tcPr>
+          <w:p>
+            <w:r>
+              <w:t xml:space="preserve"/>
+            </w:r>
+          </w:p>
+        </w:tc>
+        <w:tc>
+          <w:tcPr>
+            <w:tcW w:type="dxa" w:w="1500"/>
             <w:tcBorders>
               <w:top w:val="single" w:color="C9CFCD" w:sz="4"/>
               <w:left w:val="single" w:color="C9CFCD" w:sz="4"/>
@@ -2223,30 +2223,30 @@
         </w:tc>
         <w:tc>
           <w:tcPr>
-            <w:tcW w:type="dxa" w:w="3738"/>
-            <w:tcBorders>
-              <w:top w:val="single" w:color="C9CFCD" w:sz="4"/>
-              <w:left w:val="single" w:color="C9CFCD" w:sz="4"/>
-              <w:bottom w:val="single" w:color="C9CFCD" w:sz="4"/>
-              <w:right w:val="single" w:color="C9CFCD" w:sz="4"/>
-            </w:tcBorders>
-            <w:shd w:fill="F2F5F4" w:color="auto" w:val="clear"/>
-            <w:tcMar>
-              <w:top w:type="dxa" w:w="80"/>
-              <w:left w:type="dxa" w:w="120"/>
-              <w:bottom w:type="dxa" w:w="80"/>
-              <w:right w:type="dxa" w:w="120"/>
-            </w:tcMar>
-          </w:tcPr>
-          <w:p>
-            <w:r>
-              <w:t xml:space="preserve"/>
-            </w:r>
-          </w:p>
-        </w:tc>
-        <w:tc>
-          <w:tcPr>
-            <w:tcW w:type="dxa" w:w="1300"/>
+            <w:tcW w:type="dxa" w:w="3538"/>
+            <w:tcBorders>
+              <w:top w:val="single" w:color="C9CFCD" w:sz="4"/>
+              <w:left w:val="single" w:color="C9CFCD" w:sz="4"/>
+              <w:bottom w:val="single" w:color="C9CFCD" w:sz="4"/>
+              <w:right w:val="single" w:color="C9CFCD" w:sz="4"/>
+            </w:tcBorders>
+            <w:shd w:fill="F2F5F4" w:color="auto" w:val="clear"/>
+            <w:tcMar>
+              <w:top w:type="dxa" w:w="80"/>
+              <w:left w:type="dxa" w:w="120"/>
+              <w:bottom w:type="dxa" w:w="80"/>
+              <w:right w:type="dxa" w:w="120"/>
+            </w:tcMar>
+          </w:tcPr>
+          <w:p>
+            <w:r>
+              <w:t xml:space="preserve"/>
+            </w:r>
+          </w:p>
+        </w:tc>
+        <w:tc>
+          <w:tcPr>
+            <w:tcW w:type="dxa" w:w="1500"/>
             <w:tcBorders>
               <w:top w:val="single" w:color="C9CFCD" w:sz="4"/>
               <w:left w:val="single" w:color="C9CFCD" w:sz="4"/>
@@ -2343,30 +2343,30 @@
         </w:tc>
         <w:tc>
           <w:tcPr>
-            <w:tcW w:type="dxa" w:w="3738"/>
-            <w:tcBorders>
-              <w:top w:val="single" w:color="C9CFCD" w:sz="4"/>
-              <w:left w:val="single" w:color="C9CFCD" w:sz="4"/>
-              <w:bottom w:val="single" w:color="C9CFCD" w:sz="4"/>
-              <w:right w:val="single" w:color="C9CFCD" w:sz="4"/>
-            </w:tcBorders>
-            <w:shd w:fill="F2F5F4" w:color="auto" w:val="clear"/>
-            <w:tcMar>
-              <w:top w:type="dxa" w:w="80"/>
-              <w:left w:type="dxa" w:w="120"/>
-              <w:bottom w:type="dxa" w:w="80"/>
-              <w:right w:type="dxa" w:w="120"/>
-            </w:tcMar>
-          </w:tcPr>
-          <w:p>
-            <w:r>
-              <w:t xml:space="preserve"/>
-            </w:r>
-          </w:p>
-        </w:tc>
-        <w:tc>
-          <w:tcPr>
-            <w:tcW w:type="dxa" w:w="1300"/>
+            <w:tcW w:type="dxa" w:w="3538"/>
+            <w:tcBorders>
+              <w:top w:val="single" w:color="C9CFCD" w:sz="4"/>
+              <w:left w:val="single" w:color="C9CFCD" w:sz="4"/>
+              <w:bottom w:val="single" w:color="C9CFCD" w:sz="4"/>
+              <w:right w:val="single" w:color="C9CFCD" w:sz="4"/>
+            </w:tcBorders>
+            <w:shd w:fill="F2F5F4" w:color="auto" w:val="clear"/>
+            <w:tcMar>
+              <w:top w:type="dxa" w:w="80"/>
+              <w:left w:type="dxa" w:w="120"/>
+              <w:bottom w:type="dxa" w:w="80"/>
+              <w:right w:type="dxa" w:w="120"/>
+            </w:tcMar>
+          </w:tcPr>
+          <w:p>
+            <w:r>
+              <w:t xml:space="preserve"/>
+            </w:r>
+          </w:p>
+        </w:tc>
+        <w:tc>
+          <w:tcPr>
+            <w:tcW w:type="dxa" w:w="1500"/>
             <w:tcBorders>
               <w:top w:val="single" w:color="C9CFCD" w:sz="4"/>
               <w:left w:val="single" w:color="C9CFCD" w:sz="4"/>
@@ -3353,7 +3353,34 @@
         <w:sz w:val="16"/>
         <w:szCs w:val="16"/>
       </w:rPr>
-      <w:t xml:space="preserve">Kostenlose Vorlage von LearnSlice · learnslice.com/de/blog/ausbildungsrahmenplan-erklaert · Keine Rechtsberatung · Seite </w:t>
+      <w:t xml:space="preserve">Kostenlose Vorlage von LearnSlice · </w:t>
+    </w:r>
+    <w:hyperlink w:history="1" r:id="rIdiblqrzxguzmwfqka_af88">
+      <w:r>
+        <w:rPr>
+          <w:color w:val="6B7280"/>
+          <w:sz w:val="16"/>
+          <w:szCs w:val="16"/>
+          <w:u w:val="single"/>
+        </w:rPr>
+        <w:t xml:space="preserve">learnslice.com/de/blog/ausbildungsrahmenplan-erklaert</w:t>
+      </w:r>
+    </w:hyperlink>
+    <w:r>
+      <w:rPr>
+        <w:color w:val="6B7280"/>
+        <w:sz w:val="16"/>
+        <w:szCs w:val="16"/>
+      </w:rPr>
+      <w:t xml:space="preserve"> · Keine Rechtsberatung</w:t>
+    </w:r>
+    <w:r>
+      <w:rPr>
+        <w:color w:val="6B7280"/>
+        <w:sz w:val="16"/>
+        <w:szCs w:val="16"/>
+      </w:rPr>
+      <w:t xml:space="preserve"> · Seite </w:t>
     </w:r>
     <w:r>
       <w:rPr>
